--- a/Launcher/Templates/F_ТИПОВИЙ ДОГОВІР ОГ ПЛАТНИЙ ВХІД ГО УААСП.docx
+++ b/Launcher/Templates/F_ТИПОВИЙ ДОГОВІР ОГ ПЛАТНИЙ ВХІД ГО УААСП.docx
@@ -1,6 +1,6 @@
 
 <file path=word/document.xml><?xml version="1.0" encoding="utf-8"?>
-<w:document xmlns:wpc="http://schemas.microsoft.com/office/word/2010/wordprocessingCanvas" xmlns:cx="http://schemas.microsoft.com/office/drawing/2014/chartex" xmlns:cx1="http://schemas.microsoft.com/office/drawing/2015/9/8/chartex" xmlns:cx2="http://schemas.microsoft.com/office/drawing/2015/10/21/chartex" xmlns:cx3="http://schemas.microsoft.com/office/drawing/2016/5/9/chartex" xmlns:cx4="http://schemas.microsoft.com/office/drawing/2016/5/10/chartex" xmlns:cx5="http://schemas.microsoft.com/office/drawing/2016/5/11/chartex" xmlns:cx6="http://schemas.microsoft.com/office/drawing/2016/5/12/chartex" xmlns:cx7="http://schemas.microsoft.com/office/drawing/2016/5/13/chartex" xmlns:cx8="http://schemas.microsoft.com/office/drawing/2016/5/14/chartex" xmlns:mc="http://schemas.openxmlformats.org/markup-compatibility/2006" xmlns:aink="http://schemas.microsoft.com/office/drawing/2016/ink" xmlns:am3d="http://schemas.microsoft.com/office/drawing/2017/model3d" xmlns:o="urn:schemas-microsoft-com:office:office" xmlns:r="http://schemas.openxmlformats.org/officeDocument/2006/relationships" xmlns:m="http://schemas.openxmlformats.org/officeDocument/2006/math" xmlns:v="urn:schemas-microsoft-com:vml" xmlns:wp14="http://schemas.microsoft.com/office/word/2010/wordprocessingDrawing" xmlns:wp="http://schemas.openxmlformats.org/drawingml/2006/wordprocessingDrawing" xmlns:w10="urn:schemas-microsoft-com:office:word" xmlns:w="http://schemas.openxmlformats.org/wordprocessingml/2006/main" xmlns:w14="http://schemas.microsoft.com/office/word/2010/wordml" xmlns:w15="http://schemas.microsoft.com/office/word/2012/wordml" xmlns:w16cid="http://schemas.microsoft.com/office/word/2016/wordml/cid" xmlns:w16se="http://schemas.microsoft.com/office/word/2015/wordml/symex" xmlns:wpg="http://schemas.microsoft.com/office/word/2010/wordprocessingGroup" xmlns:wpi="http://schemas.microsoft.com/office/word/2010/wordprocessingInk" xmlns:wne="http://schemas.microsoft.com/office/word/2006/wordml" xmlns:wps="http://schemas.microsoft.com/office/word/2010/wordprocessingShape" mc:Ignorable="w14 w15 w16se w16cid wp14">
+<w:document xmlns:wpc="http://schemas.microsoft.com/office/word/2010/wordprocessingCanvas" xmlns:mc="http://schemas.openxmlformats.org/markup-compatibility/2006" xmlns:o="urn:schemas-microsoft-com:office:office" xmlns:r="http://schemas.openxmlformats.org/officeDocument/2006/relationships" xmlns:m="http://schemas.openxmlformats.org/officeDocument/2006/math" xmlns:v="urn:schemas-microsoft-com:vml" xmlns:wp14="http://schemas.microsoft.com/office/word/2010/wordprocessingDrawing" xmlns:wp="http://schemas.openxmlformats.org/drawingml/2006/wordprocessingDrawing" xmlns:w10="urn:schemas-microsoft-com:office:word" xmlns:w="http://schemas.openxmlformats.org/wordprocessingml/2006/main" xmlns:w14="http://schemas.microsoft.com/office/word/2010/wordml" xmlns:w15="http://schemas.microsoft.com/office/word/2012/wordml" xmlns:wpg="http://schemas.microsoft.com/office/word/2010/wordprocessingGroup" xmlns:wpi="http://schemas.microsoft.com/office/word/2010/wordprocessingInk" xmlns:wne="http://schemas.microsoft.com/office/word/2006/wordml" xmlns:wps="http://schemas.microsoft.com/office/word/2010/wordprocessingShape" mc:Ignorable="w14 w15 wp14">
   <w:background w:color="FFFFFF"/>
   <w:body>
     <w:p>
@@ -86,23 +86,7 @@
           <w:sz w:val="20"/>
           <w:szCs w:val="20"/>
         </w:rPr>
-        <w:t xml:space="preserve"> </w:t>
-      </w:r>
-      <w:proofErr w:type="gramStart"/>
-      <w:r>
-        <w:rPr>
-          <w:sz w:val="20"/>
-          <w:szCs w:val="20"/>
-        </w:rPr>
-        <w:t>ДОГОВІР  №</w:t>
-      </w:r>
-      <w:proofErr w:type="gramEnd"/>
-      <w:r>
-        <w:rPr>
-          <w:sz w:val="20"/>
-          <w:szCs w:val="20"/>
-        </w:rPr>
-        <w:t xml:space="preserve"> </w:t>
+        <w:t xml:space="preserve"> ДОГОВІР  № </w:t>
       </w:r>
       <w:bookmarkStart w:id="0" w:name="_Hlk3200822"/>
       <w:sdt>
@@ -1520,6 +1504,7 @@
           <w:docPartGallery w:val="Tables"/>
         </w:docPartList>
       </w:sdtPr>
+      <w:sdtEndPr/>
       <w:sdtContent>
         <w:p>
           <w:pPr>
@@ -1781,8 +1766,6 @@
           <w:szCs w:val="20"/>
         </w:rPr>
       </w:pPr>
-      <w:bookmarkStart w:id="2" w:name="_GoBack"/>
-      <w:bookmarkEnd w:id="2"/>
     </w:p>
     <w:p>
       <w:pPr>
@@ -2002,7 +1985,7 @@
         </w:rPr>
         <w:t xml:space="preserve">2.4. Сума авторської винагороди (роялті) визначена Сторонами, становить: </w:t>
       </w:r>
-      <w:bookmarkStart w:id="3" w:name="_Hlk3207123"/>
+      <w:bookmarkStart w:id="2" w:name="_Hlk3207123"/>
       <w:sdt>
         <w:sdtPr>
           <w:rPr>
@@ -2066,7 +2049,7 @@
           </w:r>
         </w:sdtContent>
       </w:sdt>
-      <w:bookmarkEnd w:id="3"/>
+      <w:bookmarkEnd w:id="2"/>
       <w:r>
         <w:rPr>
           <w:sz w:val="20"/>
@@ -2092,7 +2075,7 @@
         </w:rPr>
         <w:t xml:space="preserve"> від суми валового збору від продажу квитків, але не менше ніж </w:t>
       </w:r>
-      <w:bookmarkStart w:id="4" w:name="_Hlk3207175"/>
+      <w:bookmarkStart w:id="3" w:name="_Hlk3207175"/>
       <w:sdt>
         <w:sdtPr>
           <w:rPr>
@@ -2227,7 +2210,7 @@
         </w:rPr>
         <w:t xml:space="preserve"> коп.</w:t>
       </w:r>
-      <w:bookmarkEnd w:id="4"/>
+      <w:bookmarkEnd w:id="3"/>
     </w:p>
     <w:p>
       <w:pPr>
@@ -4123,31 +4106,14 @@
           <w:szCs w:val="20"/>
           <w:lang w:val="ru-RU"/>
         </w:rPr>
-        <w:t xml:space="preserve"> </w:t>
-      </w:r>
-      <w:proofErr w:type="gramStart"/>
-      <w:r>
-        <w:rPr>
-          <w:sz w:val="20"/>
-          <w:szCs w:val="20"/>
-          <w:lang w:val="ru-RU"/>
-        </w:rPr>
-        <w:t xml:space="preserve">за  </w:t>
-      </w:r>
-      <w:r>
-        <w:rPr>
-          <w:sz w:val="20"/>
-          <w:szCs w:val="20"/>
-        </w:rPr>
-        <w:t>мінімальний</w:t>
-      </w:r>
-      <w:proofErr w:type="gramEnd"/>
-      <w:r>
-        <w:rPr>
-          <w:sz w:val="20"/>
-          <w:szCs w:val="20"/>
-        </w:rPr>
-        <w:t xml:space="preserve"> </w:t>
+        <w:t xml:space="preserve"> за  </w:t>
+      </w:r>
+      <w:r>
+        <w:rPr>
+          <w:sz w:val="20"/>
+          <w:szCs w:val="20"/>
+        </w:rPr>
+        <w:t xml:space="preserve">мінімальний </w:t>
       </w:r>
       <w:r>
         <w:rPr>
@@ -5554,386 +5520,334 @@
           </w:p>
           <w:p>
             <w:pPr>
-              <w:rPr>
+              <w:ind w:left="207"/>
+              <w:rPr>
+                <w:rFonts w:eastAsia="Times New Roman"/>
                 <w:b w:val="0"/>
-                <w:sz w:val="20"/>
-                <w:szCs w:val="20"/>
+                <w:bCs w:val="0"/>
+                <w:sz w:val="18"/>
+                <w:szCs w:val="18"/>
                 <w:lang w:val="uk-UA"/>
               </w:rPr>
             </w:pPr>
+            <w:bookmarkStart w:id="4" w:name="_GoBack"/>
+            <w:bookmarkEnd w:id="4"/>
             <w:r>
               <w:rPr>
+                <w:rFonts w:eastAsia="Times New Roman"/>
                 <w:b w:val="0"/>
-                <w:sz w:val="20"/>
-                <w:szCs w:val="20"/>
+                <w:bCs w:val="0"/>
+                <w:sz w:val="18"/>
+                <w:szCs w:val="18"/>
                 <w:lang w:val="uk-UA"/>
               </w:rPr>
-              <w:t xml:space="preserve">    01030, м. Київ, </w:t>
+              <w:t>Юридична адреса: 01030, м. Київ, вул. Б. Хмельницького,</w:t>
             </w:r>
           </w:p>
           <w:p>
             <w:pPr>
-              <w:ind w:left="180"/>
-              <w:rPr>
+              <w:autoSpaceDE/>
+              <w:autoSpaceDN w:val="0"/>
+              <w:ind w:left="207"/>
+              <w:rPr>
+                <w:rFonts w:eastAsia="Times New Roman"/>
                 <w:b w:val="0"/>
-                <w:sz w:val="20"/>
-                <w:szCs w:val="20"/>
+                <w:bCs w:val="0"/>
+                <w:sz w:val="18"/>
+                <w:szCs w:val="18"/>
                 <w:lang w:val="uk-UA"/>
               </w:rPr>
             </w:pPr>
             <w:r>
               <w:rPr>
+                <w:rFonts w:eastAsia="Times New Roman"/>
                 <w:b w:val="0"/>
-                <w:sz w:val="20"/>
-                <w:szCs w:val="20"/>
+                <w:bCs w:val="0"/>
+                <w:sz w:val="18"/>
+                <w:szCs w:val="18"/>
                 <w:lang w:val="uk-UA"/>
               </w:rPr>
-              <w:t>вул. Б.</w:t>
+              <w:t>буд. 41 літера А, прим. 1-3,</w:t>
             </w:r>
+          </w:p>
+          <w:p>
+            <w:pPr>
+              <w:autoSpaceDE/>
+              <w:autoSpaceDN w:val="0"/>
+              <w:ind w:left="207"/>
+              <w:rPr>
+                <w:rFonts w:eastAsia="Times New Roman"/>
+                <w:b w:val="0"/>
+                <w:bCs w:val="0"/>
+                <w:sz w:val="18"/>
+                <w:szCs w:val="18"/>
+                <w:lang w:val="uk-UA"/>
+              </w:rPr>
+            </w:pPr>
             <w:r>
               <w:rPr>
+                <w:rFonts w:eastAsia="Times New Roman"/>
                 <w:b w:val="0"/>
-                <w:sz w:val="20"/>
-                <w:szCs w:val="20"/>
+                <w:bCs w:val="0"/>
+                <w:sz w:val="18"/>
+                <w:szCs w:val="18"/>
                 <w:lang w:val="uk-UA"/>
               </w:rPr>
-              <w:t xml:space="preserve"> Хмельницького, 41 літера А, прим. </w:t>
+              <w:t xml:space="preserve">Фактична адреса: 04053, м. Київ, провулок </w:t>
             </w:r>
-            <w:r>
-              <w:rPr>
-                <w:b w:val="0"/>
-                <w:sz w:val="20"/>
-                <w:szCs w:val="20"/>
-                <w:lang w:val="uk-UA"/>
-              </w:rPr>
-              <w:t>1-3,</w:t>
-            </w:r>
-          </w:p>
-          <w:p>
-            <w:pPr>
-              <w:ind w:left="180"/>
-              <w:rPr>
-                <w:b w:val="0"/>
-                <w:sz w:val="20"/>
-                <w:szCs w:val="20"/>
-                <w:lang w:val="uk-UA"/>
-              </w:rPr>
-            </w:pPr>
             <w:proofErr w:type="spellStart"/>
             <w:r>
               <w:rPr>
+                <w:rFonts w:eastAsia="Times New Roman"/>
                 <w:b w:val="0"/>
-                <w:sz w:val="20"/>
-                <w:szCs w:val="20"/>
+                <w:bCs w:val="0"/>
+                <w:sz w:val="18"/>
+                <w:szCs w:val="18"/>
                 <w:lang w:val="uk-UA"/>
               </w:rPr>
-              <w:t>т</w:t>
-            </w:r>
-            <w:r>
-              <w:rPr>
-                <w:b w:val="0"/>
-                <w:sz w:val="20"/>
-                <w:szCs w:val="20"/>
-                <w:lang w:val="uk-UA"/>
-              </w:rPr>
-              <w:t>ел</w:t>
+              <w:t>Киянівський</w:t>
             </w:r>
             <w:proofErr w:type="spellEnd"/>
             <w:r>
               <w:rPr>
+                <w:rFonts w:eastAsia="Times New Roman"/>
                 <w:b w:val="0"/>
-                <w:sz w:val="20"/>
-                <w:szCs w:val="20"/>
+                <w:bCs w:val="0"/>
+                <w:sz w:val="18"/>
+                <w:szCs w:val="18"/>
                 <w:lang w:val="uk-UA"/>
               </w:rPr>
-              <w:t>/факс</w:t>
+              <w:t>, будинок 3-7, офіс № 223</w:t>
             </w:r>
-            <w:r>
-              <w:rPr>
+          </w:p>
+          <w:p>
+            <w:pPr>
+              <w:autoSpaceDE/>
+              <w:autoSpaceDN w:val="0"/>
+              <w:ind w:left="207"/>
+              <w:rPr>
+                <w:rFonts w:eastAsia="Times New Roman"/>
                 <w:b w:val="0"/>
-                <w:sz w:val="20"/>
-                <w:szCs w:val="20"/>
-                <w:lang w:val="uk-UA"/>
-              </w:rPr>
-              <w:t>:</w:t>
-            </w:r>
-            <w:r>
-              <w:rPr>
-                <w:b w:val="0"/>
-                <w:sz w:val="20"/>
-                <w:szCs w:val="20"/>
-                <w:lang w:val="uk-UA"/>
-              </w:rPr>
-              <w:t xml:space="preserve"> 223-60-40</w:t>
-            </w:r>
-            <w:r>
-              <w:rPr>
-                <w:b w:val="0"/>
-                <w:sz w:val="20"/>
-                <w:szCs w:val="20"/>
-                <w:lang w:val="uk-UA"/>
-              </w:rPr>
-              <w:t>;</w:t>
-            </w:r>
-          </w:p>
-          <w:p>
-            <w:pPr>
-              <w:ind w:left="180"/>
-              <w:rPr>
-                <w:b w:val="0"/>
-                <w:sz w:val="20"/>
-                <w:szCs w:val="20"/>
-              </w:rPr>
-            </w:pPr>
-            <w:r>
-              <w:rPr>
-                <w:b w:val="0"/>
-                <w:sz w:val="20"/>
-                <w:szCs w:val="20"/>
-                <w:lang w:val="uk-UA"/>
-              </w:rPr>
-              <w:t>код ЄДРПОУ: 39939650;</w:t>
-            </w:r>
-          </w:p>
-          <w:p>
-            <w:pPr>
-              <w:ind w:left="180"/>
-              <w:rPr>
-                <w:b w:val="0"/>
-                <w:sz w:val="20"/>
-                <w:szCs w:val="20"/>
-                <w:lang w:val="uk-UA"/>
-              </w:rPr>
-            </w:pPr>
-            <w:r>
-              <w:rPr>
-                <w:b w:val="0"/>
-                <w:sz w:val="20"/>
-                <w:szCs w:val="20"/>
-                <w:lang w:val="uk-UA"/>
-              </w:rPr>
-              <w:t>поточний рахунок: 26002053021074</w:t>
-            </w:r>
-          </w:p>
-          <w:p>
-            <w:pPr>
-              <w:ind w:left="180"/>
-              <w:rPr>
-                <w:b w:val="0"/>
-                <w:sz w:val="20"/>
-                <w:szCs w:val="20"/>
-                <w:lang w:val="uk-UA"/>
-              </w:rPr>
-            </w:pPr>
-            <w:r>
-              <w:rPr>
-                <w:b w:val="0"/>
-                <w:sz w:val="20"/>
-                <w:szCs w:val="20"/>
-                <w:lang w:val="uk-UA"/>
-              </w:rPr>
-              <w:t xml:space="preserve">в </w:t>
-            </w:r>
-            <w:r>
-              <w:rPr>
-                <w:b w:val="0"/>
-                <w:sz w:val="20"/>
-                <w:szCs w:val="20"/>
-                <w:lang w:val="uk-UA"/>
-              </w:rPr>
-              <w:t xml:space="preserve">АТ </w:t>
-            </w:r>
-            <w:r>
-              <w:rPr>
-                <w:b w:val="0"/>
-                <w:sz w:val="20"/>
-                <w:szCs w:val="20"/>
-              </w:rPr>
-              <w:t xml:space="preserve">КБ </w:t>
-            </w:r>
-            <w:r>
-              <w:rPr>
-                <w:b w:val="0"/>
-                <w:sz w:val="20"/>
-                <w:szCs w:val="20"/>
-                <w:lang w:val="uk-UA"/>
-              </w:rPr>
-              <w:t>«Приватб</w:t>
-            </w:r>
-            <w:r>
-              <w:rPr>
-                <w:b w:val="0"/>
-                <w:sz w:val="20"/>
-                <w:szCs w:val="20"/>
-                <w:lang w:val="uk-UA"/>
-              </w:rPr>
-              <w:t>анк</w:t>
-            </w:r>
-            <w:r>
-              <w:rPr>
-                <w:b w:val="0"/>
-                <w:sz w:val="20"/>
-                <w:szCs w:val="20"/>
-                <w:lang w:val="uk-UA"/>
-              </w:rPr>
-              <w:t>»</w:t>
-            </w:r>
-            <w:r>
-              <w:rPr>
-                <w:b w:val="0"/>
-                <w:sz w:val="20"/>
-                <w:szCs w:val="20"/>
-                <w:lang w:val="uk-UA"/>
-              </w:rPr>
-              <w:t>;</w:t>
-            </w:r>
-          </w:p>
-          <w:p>
-            <w:pPr>
-              <w:ind w:left="180"/>
-              <w:rPr>
-                <w:b w:val="0"/>
-                <w:sz w:val="20"/>
-                <w:szCs w:val="20"/>
-                <w:lang w:val="uk-UA"/>
-              </w:rPr>
-            </w:pPr>
-            <w:r>
-              <w:rPr>
-                <w:b w:val="0"/>
-                <w:sz w:val="20"/>
-                <w:szCs w:val="20"/>
-                <w:lang w:val="uk-UA"/>
-              </w:rPr>
-              <w:t>МФО 321842</w:t>
-            </w:r>
-          </w:p>
-          <w:p>
-            <w:pPr>
-              <w:rPr>
-                <w:b w:val="0"/>
-                <w:sz w:val="20"/>
-                <w:szCs w:val="20"/>
-              </w:rPr>
-            </w:pPr>
-            <w:r>
-              <w:rPr>
-                <w:b w:val="0"/>
-                <w:sz w:val="20"/>
-                <w:szCs w:val="20"/>
-                <w:lang w:val="uk-UA"/>
-              </w:rPr>
-              <w:t xml:space="preserve">    </w:t>
-            </w:r>
+                <w:bCs w:val="0"/>
+                <w:sz w:val="24"/>
+                <w:szCs w:val="24"/>
+              </w:rPr>
+            </w:pPr>
             <w:proofErr w:type="spellStart"/>
             <w:r>
               <w:rPr>
+                <w:rFonts w:eastAsia="Times New Roman"/>
                 <w:b w:val="0"/>
-                <w:sz w:val="20"/>
-                <w:szCs w:val="20"/>
-              </w:rPr>
-              <w:t>Організація</w:t>
+                <w:bCs w:val="0"/>
+                <w:sz w:val="18"/>
+                <w:szCs w:val="18"/>
+                <w:shd w:val="clear" w:color="auto" w:fill="FFFFFF"/>
+                <w:lang w:val="uk-UA"/>
+              </w:rPr>
+              <w:t>тел</w:t>
             </w:r>
             <w:proofErr w:type="spellEnd"/>
             <w:r>
               <w:rPr>
+                <w:rFonts w:eastAsia="Times New Roman"/>
                 <w:b w:val="0"/>
-                <w:sz w:val="20"/>
-                <w:szCs w:val="20"/>
-              </w:rPr>
-              <w:t xml:space="preserve"> </w:t>
+                <w:bCs w:val="0"/>
+                <w:sz w:val="18"/>
+                <w:szCs w:val="18"/>
+                <w:shd w:val="clear" w:color="auto" w:fill="FFFFFF"/>
+                <w:lang w:val="uk-UA"/>
+              </w:rPr>
+              <w:t>.: 044-223-60-40;</w:t>
             </w:r>
-            <w:proofErr w:type="spellStart"/>
+          </w:p>
+          <w:p>
+            <w:pPr>
+              <w:autoSpaceDE/>
+              <w:autoSpaceDN w:val="0"/>
+              <w:ind w:left="207"/>
+              <w:rPr>
+                <w:rFonts w:eastAsia="Times New Roman"/>
+                <w:b w:val="0"/>
+                <w:bCs w:val="0"/>
+                <w:sz w:val="24"/>
+                <w:szCs w:val="24"/>
+              </w:rPr>
+            </w:pPr>
             <w:r>
               <w:rPr>
+                <w:rFonts w:eastAsia="Times New Roman"/>
+                <w:sz w:val="18"/>
+                <w:szCs w:val="18"/>
+                <w:lang w:val="uk-UA"/>
+              </w:rPr>
+              <w:t>Адреса для листування:</w:t>
+            </w:r>
+            <w:r>
+              <w:rPr>
+                <w:rFonts w:eastAsia="Times New Roman"/>
                 <w:b w:val="0"/>
-                <w:sz w:val="20"/>
-                <w:szCs w:val="20"/>
-              </w:rPr>
-              <w:t>має</w:t>
-            </w:r>
-            <w:proofErr w:type="spellEnd"/>
-            <w:r>
-              <w:rPr>
-                <w:b w:val="0"/>
-                <w:sz w:val="20"/>
-                <w:szCs w:val="20"/>
-              </w:rPr>
-              <w:t xml:space="preserve"> статус </w:t>
-            </w:r>
-            <w:proofErr w:type="spellStart"/>
-            <w:r>
-              <w:rPr>
-                <w:b w:val="0"/>
-                <w:sz w:val="20"/>
-                <w:szCs w:val="20"/>
-              </w:rPr>
-              <w:t>неприбуткової</w:t>
-            </w:r>
-            <w:proofErr w:type="spellEnd"/>
-            <w:r>
-              <w:rPr>
-                <w:b w:val="0"/>
-                <w:sz w:val="20"/>
-                <w:szCs w:val="20"/>
-              </w:rPr>
-              <w:t xml:space="preserve"> за </w:t>
-            </w:r>
-            <w:proofErr w:type="spellStart"/>
-            <w:r>
-              <w:rPr>
-                <w:b w:val="0"/>
-                <w:sz w:val="20"/>
-                <w:szCs w:val="20"/>
-              </w:rPr>
-              <w:t>ознакою</w:t>
-            </w:r>
-            <w:proofErr w:type="spellEnd"/>
-          </w:p>
-          <w:p>
-            <w:pPr>
-              <w:rPr>
-                <w:b w:val="0"/>
-                <w:sz w:val="20"/>
-                <w:szCs w:val="20"/>
-                <w:lang w:val="uk-UA"/>
-              </w:rPr>
-            </w:pPr>
-            <w:r>
-              <w:rPr>
-                <w:b w:val="0"/>
-                <w:sz w:val="20"/>
-                <w:szCs w:val="20"/>
-                <w:lang w:val="uk-UA"/>
-              </w:rPr>
-              <w:t xml:space="preserve">    </w:t>
-            </w:r>
-            <w:proofErr w:type="spellStart"/>
-            <w:r>
-              <w:rPr>
-                <w:b w:val="0"/>
-                <w:sz w:val="20"/>
-                <w:szCs w:val="20"/>
-              </w:rPr>
-              <w:t>неприбутковості</w:t>
-            </w:r>
-            <w:proofErr w:type="spellEnd"/>
-            <w:r>
-              <w:rPr>
-                <w:b w:val="0"/>
-                <w:sz w:val="20"/>
-                <w:szCs w:val="20"/>
+                <w:bCs w:val="0"/>
+                <w:sz w:val="24"/>
+                <w:szCs w:val="24"/>
               </w:rPr>
               <w:t xml:space="preserve"> </w:t>
             </w:r>
             <w:r>
               <w:rPr>
+                <w:rFonts w:eastAsia="Times New Roman"/>
+                <w:sz w:val="18"/>
+                <w:szCs w:val="18"/>
+                <w:lang w:val="uk-UA"/>
+              </w:rPr>
+              <w:t>01030, м. Київ, вул. Б. Хмельницького 44, а/с 146</w:t>
+            </w:r>
+          </w:p>
+          <w:p>
+            <w:pPr>
+              <w:autoSpaceDE/>
+              <w:autoSpaceDN w:val="0"/>
+              <w:ind w:left="207"/>
+              <w:rPr>
+                <w:rFonts w:eastAsia="Times New Roman"/>
                 <w:b w:val="0"/>
-                <w:sz w:val="20"/>
-                <w:szCs w:val="20"/>
+                <w:bCs w:val="0"/>
+                <w:sz w:val="24"/>
+                <w:szCs w:val="24"/>
+              </w:rPr>
+            </w:pPr>
+            <w:r>
+              <w:rPr>
+                <w:rFonts w:eastAsia="Times New Roman"/>
+                <w:b w:val="0"/>
+                <w:bCs w:val="0"/>
+                <w:sz w:val="18"/>
+                <w:szCs w:val="18"/>
                 <w:lang w:val="uk-UA"/>
               </w:rPr>
-              <w:t>0032</w:t>
+              <w:t>код ЄДРПОУ: 39939650;</w:t>
+            </w:r>
+          </w:p>
+          <w:p>
+            <w:pPr>
+              <w:autoSpaceDE/>
+              <w:autoSpaceDN w:val="0"/>
+              <w:ind w:left="207"/>
+              <w:rPr>
+                <w:rFonts w:eastAsia="Times New Roman"/>
+                <w:b w:val="0"/>
+                <w:bCs w:val="0"/>
+                <w:sz w:val="24"/>
+                <w:szCs w:val="24"/>
+              </w:rPr>
+            </w:pPr>
+            <w:r>
+              <w:rPr>
+                <w:rFonts w:eastAsia="Times New Roman"/>
+                <w:b w:val="0"/>
+                <w:bCs w:val="0"/>
+                <w:sz w:val="18"/>
+                <w:szCs w:val="18"/>
+                <w:lang w:val="uk-UA"/>
+              </w:rPr>
+              <w:t>IBAN UA763218420000026002053021074</w:t>
+            </w:r>
+          </w:p>
+          <w:p>
+            <w:pPr>
+              <w:autoSpaceDE/>
+              <w:autoSpaceDN w:val="0"/>
+              <w:ind w:left="207"/>
+              <w:rPr>
+                <w:rFonts w:eastAsia="Times New Roman"/>
+                <w:b w:val="0"/>
+                <w:bCs w:val="0"/>
+                <w:sz w:val="24"/>
+                <w:szCs w:val="24"/>
+              </w:rPr>
+            </w:pPr>
+            <w:r>
+              <w:rPr>
+                <w:rFonts w:eastAsia="Times New Roman"/>
+                <w:b w:val="0"/>
+                <w:bCs w:val="0"/>
+                <w:sz w:val="18"/>
+                <w:szCs w:val="18"/>
+                <w:lang w:val="uk-UA"/>
+              </w:rPr>
+              <w:t>в АТ КБ «Приватбанк»;</w:t>
+            </w:r>
+          </w:p>
+          <w:p>
+            <w:pPr>
+              <w:autoSpaceDE/>
+              <w:autoSpaceDN w:val="0"/>
+              <w:ind w:left="207"/>
+              <w:rPr>
+                <w:rFonts w:eastAsia="Times New Roman"/>
+                <w:b w:val="0"/>
+                <w:bCs w:val="0"/>
+                <w:sz w:val="24"/>
+                <w:szCs w:val="24"/>
+              </w:rPr>
+            </w:pPr>
+            <w:r>
+              <w:rPr>
+                <w:rFonts w:eastAsia="Times New Roman"/>
+                <w:b w:val="0"/>
+                <w:bCs w:val="0"/>
+                <w:sz w:val="18"/>
+                <w:szCs w:val="18"/>
+                <w:lang w:val="uk-UA"/>
+              </w:rPr>
+              <w:t>МФО 321842</w:t>
+            </w:r>
+          </w:p>
+          <w:p>
+            <w:pPr>
+              <w:autoSpaceDE/>
+              <w:autoSpaceDN w:val="0"/>
+              <w:rPr>
+                <w:rFonts w:eastAsia="Times New Roman"/>
+                <w:b w:val="0"/>
+                <w:bCs w:val="0"/>
+                <w:sz w:val="24"/>
+                <w:szCs w:val="24"/>
+              </w:rPr>
+            </w:pPr>
+            <w:r>
+              <w:rPr>
+                <w:rFonts w:eastAsia="Times New Roman"/>
+                <w:b w:val="0"/>
+                <w:bCs w:val="0"/>
+                <w:sz w:val="18"/>
+                <w:szCs w:val="18"/>
+                <w:lang w:val="uk-UA"/>
+              </w:rPr>
+              <w:t>     Організація має статус неприбуткової за ознакою</w:t>
+            </w:r>
+          </w:p>
+          <w:p>
+            <w:pPr>
+              <w:autoSpaceDE/>
+              <w:autoSpaceDN w:val="0"/>
+              <w:rPr>
+                <w:rFonts w:eastAsia="Times New Roman"/>
+                <w:b w:val="0"/>
+                <w:bCs w:val="0"/>
+                <w:sz w:val="24"/>
+                <w:szCs w:val="24"/>
+              </w:rPr>
+            </w:pPr>
+            <w:r>
+              <w:rPr>
+                <w:rFonts w:eastAsia="Times New Roman"/>
+                <w:b w:val="0"/>
+                <w:bCs w:val="0"/>
+                <w:sz w:val="18"/>
+                <w:szCs w:val="18"/>
+                <w:lang w:val="uk-UA"/>
+              </w:rPr>
+              <w:t>     неприбутковості 0032</w:t>
             </w:r>
           </w:p>
           <w:p>
@@ -5948,12 +5862,16 @@
             <w:hyperlink r:id="rId13" w:history="1">
               <w:r>
                 <w:rPr>
-                  <w:rStyle w:val="a3"/>
-                  <w:sz w:val="20"/>
-                  <w:szCs w:val="20"/>
+                  <w:rFonts w:eastAsia="Times New Roman"/>
+                  <w:b w:val="0"/>
+                  <w:bCs w:val="0"/>
+                  <w:color w:val="0000FF"/>
+                  <w:sz w:val="18"/>
+                  <w:szCs w:val="18"/>
+                  <w:u w:val="single"/>
                   <w:lang w:val="uk-UA"/>
                 </w:rPr>
-                <w:t>www.uacrr.org.ua</w:t>
+                <w:t>http://uacrr.org.ua</w:t>
               </w:r>
             </w:hyperlink>
           </w:p>
@@ -6982,7 +6900,6 @@
                     <w:t>.           (</w:t>
                   </w:r>
                   <w:proofErr w:type="spellStart"/>
-                  <w:proofErr w:type="gramStart"/>
                   <w:r>
                     <w:rPr>
                       <w:sz w:val="18"/>
@@ -6998,16 +6915,7 @@
                       <w:szCs w:val="18"/>
                       <w:vertAlign w:val="superscript"/>
                     </w:rPr>
-                    <w:t xml:space="preserve">)   </w:t>
-                  </w:r>
-                  <w:proofErr w:type="gramEnd"/>
-                  <w:r>
-                    <w:rPr>
-                      <w:sz w:val="18"/>
-                      <w:szCs w:val="18"/>
-                      <w:vertAlign w:val="superscript"/>
-                    </w:rPr>
-                    <w:t xml:space="preserve">                </w:t>
+                    <w:t xml:space="preserve">)                   </w:t>
                   </w:r>
                 </w:p>
               </w:tc>
@@ -7848,6 +7756,7 @@
       <w:r>
         <w:rPr>
           <w:noProof/>
+          <w:lang w:val="uk-UA" w:eastAsia="uk-UA"/>
         </w:rPr>
         <mc:AlternateContent>
           <mc:Choice Requires="wps">
@@ -7890,7 +7799,7 @@
                               <w:rPr>
                                 <w:sz w:val="24"/>
                                 <w:szCs w:val="24"/>
-                                <w:lang w:val="ru-UA"/>
+                                <w:lang w:val="aa-ET"/>
                               </w:rPr>
                             </w:pPr>
                             <w:r>
@@ -7939,7 +7848,7 @@
               </wp:anchor>
             </w:drawing>
           </mc:Choice>
-          <mc:Fallback>
+          <mc:Fallback xmlns:w16se="http://schemas.microsoft.com/office/word/2015/wordml/symex" xmlns:w16cid="http://schemas.microsoft.com/office/word/2016/wordml/cid" xmlns:am3d="http://schemas.microsoft.com/office/drawing/2017/model3d" xmlns:aink="http://schemas.microsoft.com/office/drawing/2016/ink" xmlns:cx8="http://schemas.microsoft.com/office/drawing/2016/5/14/chartex" xmlns:cx7="http://schemas.microsoft.com/office/drawing/2016/5/13/chartex" xmlns:cx6="http://schemas.microsoft.com/office/drawing/2016/5/12/chartex" xmlns:cx5="http://schemas.microsoft.com/office/drawing/2016/5/11/chartex" xmlns:cx4="http://schemas.microsoft.com/office/drawing/2016/5/10/chartex" xmlns:cx3="http://schemas.microsoft.com/office/drawing/2016/5/9/chartex" xmlns:cx2="http://schemas.microsoft.com/office/drawing/2015/10/21/chartex" xmlns:cx1="http://schemas.microsoft.com/office/drawing/2015/9/8/chartex" xmlns:cx="http://schemas.microsoft.com/office/drawing/2014/chartex">
             <w:pict>
               <v:shapetype id="_x0000_t202" coordsize="21600,21600" o:spt="202" path="m,l,21600r21600,l21600,xe">
                 <v:stroke joinstyle="miter"/>
@@ -8256,7 +8165,6 @@
               </w:rPr>
             </w:pPr>
             <w:proofErr w:type="spellStart"/>
-            <w:proofErr w:type="gramStart"/>
             <w:r>
               <w:rPr>
                 <w:rFonts w:eastAsia="Times New Roman"/>
@@ -8272,16 +8180,7 @@
                 <w:sz w:val="20"/>
                 <w:szCs w:val="20"/>
               </w:rPr>
-              <w:t xml:space="preserve">  -</w:t>
-            </w:r>
-            <w:proofErr w:type="gramEnd"/>
-            <w:r>
-              <w:rPr>
-                <w:rFonts w:eastAsia="Times New Roman"/>
-                <w:sz w:val="20"/>
-                <w:szCs w:val="20"/>
-              </w:rPr>
-              <w:t xml:space="preserve"> П.І.Б. </w:t>
+              <w:t xml:space="preserve">  - П.І.Б. </w:t>
             </w:r>
             <w:proofErr w:type="spellStart"/>
             <w:r>
@@ -8525,7 +8424,6 @@
               <w:t xml:space="preserve"> </w:t>
             </w:r>
             <w:proofErr w:type="spellStart"/>
-            <w:proofErr w:type="gramStart"/>
             <w:r>
               <w:rPr>
                 <w:rFonts w:eastAsia="Times New Roman"/>
@@ -8544,7 +8442,6 @@
               </w:rPr>
               <w:t>(</w:t>
             </w:r>
-            <w:proofErr w:type="gramEnd"/>
             <w:r>
               <w:rPr>
                 <w:rFonts w:ascii="Arial Narrow" w:eastAsia="Times New Roman" w:hAnsi="Arial Narrow" w:cs="Arial Narrow"/>
@@ -8800,7 +8697,6 @@
               <w:t xml:space="preserve"> </w:t>
             </w:r>
             <w:proofErr w:type="spellStart"/>
-            <w:proofErr w:type="gramStart"/>
             <w:r>
               <w:rPr>
                 <w:rFonts w:eastAsia="Times New Roman"/>
@@ -8819,7 +8715,6 @@
               </w:rPr>
               <w:t>(</w:t>
             </w:r>
-            <w:proofErr w:type="gramEnd"/>
             <w:r>
               <w:rPr>
                 <w:rFonts w:ascii="Arial Narrow" w:eastAsia="Times New Roman" w:hAnsi="Arial Narrow" w:cs="Arial Narrow"/>
@@ -10651,6 +10546,7 @@
       <w:r>
         <w:rPr>
           <w:noProof/>
+          <w:lang w:val="uk-UA" w:eastAsia="uk-UA"/>
         </w:rPr>
         <mc:AlternateContent>
           <mc:Choice Requires="wps">
@@ -10734,7 +10630,7 @@
               </wp:anchor>
             </w:drawing>
           </mc:Choice>
-          <mc:Fallback>
+          <mc:Fallback xmlns:w16se="http://schemas.microsoft.com/office/word/2015/wordml/symex" xmlns:w16cid="http://schemas.microsoft.com/office/word/2016/wordml/cid" xmlns:am3d="http://schemas.microsoft.com/office/drawing/2017/model3d" xmlns:aink="http://schemas.microsoft.com/office/drawing/2016/ink" xmlns:cx8="http://schemas.microsoft.com/office/drawing/2016/5/14/chartex" xmlns:cx7="http://schemas.microsoft.com/office/drawing/2016/5/13/chartex" xmlns:cx6="http://schemas.microsoft.com/office/drawing/2016/5/12/chartex" xmlns:cx5="http://schemas.microsoft.com/office/drawing/2016/5/11/chartex" xmlns:cx4="http://schemas.microsoft.com/office/drawing/2016/5/10/chartex" xmlns:cx3="http://schemas.microsoft.com/office/drawing/2016/5/9/chartex" xmlns:cx2="http://schemas.microsoft.com/office/drawing/2015/10/21/chartex" xmlns:cx1="http://schemas.microsoft.com/office/drawing/2015/9/8/chartex" xmlns:cx="http://schemas.microsoft.com/office/drawing/2014/chartex">
             <w:pict>
               <v:shapetype id="_x0000_t109" coordsize="21600,21600" o:spt="109" path="m,l,21600r21600,l21600,xe">
                 <v:stroke joinstyle="miter"/>
@@ -11064,6 +10960,7 @@
       <w:r>
         <w:rPr>
           <w:noProof/>
+          <w:lang w:val="uk-UA" w:eastAsia="uk-UA"/>
         </w:rPr>
         <mc:AlternateContent>
           <mc:Choice Requires="wps">
@@ -11106,7 +11003,7 @@
                               <w:rPr>
                                 <w:sz w:val="24"/>
                                 <w:szCs w:val="24"/>
-                                <w:lang w:val="ru-UA"/>
+                                <w:lang w:val="aa-ET"/>
                               </w:rPr>
                             </w:pPr>
                             <w:r>
@@ -11155,7 +11052,7 @@
               </wp:anchor>
             </w:drawing>
           </mc:Choice>
-          <mc:Fallback>
+          <mc:Fallback xmlns:w16se="http://schemas.microsoft.com/office/word/2015/wordml/symex" xmlns:w16cid="http://schemas.microsoft.com/office/word/2016/wordml/cid" xmlns:am3d="http://schemas.microsoft.com/office/drawing/2017/model3d" xmlns:aink="http://schemas.microsoft.com/office/drawing/2016/ink" xmlns:cx8="http://schemas.microsoft.com/office/drawing/2016/5/14/chartex" xmlns:cx7="http://schemas.microsoft.com/office/drawing/2016/5/13/chartex" xmlns:cx6="http://schemas.microsoft.com/office/drawing/2016/5/12/chartex" xmlns:cx5="http://schemas.microsoft.com/office/drawing/2016/5/11/chartex" xmlns:cx4="http://schemas.microsoft.com/office/drawing/2016/5/10/chartex" xmlns:cx3="http://schemas.microsoft.com/office/drawing/2016/5/9/chartex" xmlns:cx2="http://schemas.microsoft.com/office/drawing/2015/10/21/chartex" xmlns:cx1="http://schemas.microsoft.com/office/drawing/2015/9/8/chartex" xmlns:cx="http://schemas.microsoft.com/office/drawing/2014/chartex">
             <w:pict>
               <v:shape id="WordArt 4" o:spid="_x0000_s1028" type="#_x0000_t202" style="position:absolute;left:0;text-align:left;margin-left:152.45pt;margin-top:1.8pt;width:246pt;height:540pt;z-index:251658752;visibility:visible;mso-wrap-style:square;mso-width-percent:0;mso-height-percent:0;mso-wrap-distance-left:9pt;mso-wrap-distance-top:0;mso-wrap-distance-right:9pt;mso-wrap-distance-bottom:0;mso-position-horizontal:absolute;mso-position-horizontal-relative:text;mso-position-vertical:absolute;mso-position-vertical-relative:text;mso-width-percent:0;mso-height-percent:0;mso-width-relative:page;mso-height-relative:page;v-text-anchor:top" o:gfxdata="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" filled="f" stroked="f">
                 <o:lock v:ext="edit" shapetype="t"/>
@@ -12568,16 +12465,7 @@
                 <w:szCs w:val="20"/>
                 <w:lang w:val="ru-RU"/>
               </w:rPr>
-              <w:t>______________</w:t>
-            </w:r>
-            <w:proofErr w:type="gramStart"/>
-            <w:r>
-              <w:rPr>
-                <w:sz w:val="20"/>
-                <w:szCs w:val="20"/>
-                <w:lang w:val="ru-RU"/>
-              </w:rPr>
-              <w:t>_</w:t>
+              <w:t>_______________</w:t>
             </w:r>
             <w:r>
               <w:rPr>
@@ -12587,7 +12475,6 @@
               </w:rPr>
               <w:t xml:space="preserve"> )</w:t>
             </w:r>
-            <w:proofErr w:type="gramEnd"/>
           </w:p>
         </w:tc>
         <w:tc>
@@ -14650,7 +14537,7 @@
 </file>
 
 <file path=word/endnotes.xml><?xml version="1.0" encoding="utf-8"?>
-<w:endnotes xmlns:wpc="http://schemas.microsoft.com/office/word/2010/wordprocessingCanvas" xmlns:cx="http://schemas.microsoft.com/office/drawing/2014/chartex" xmlns:cx1="http://schemas.microsoft.com/office/drawing/2015/9/8/chartex" xmlns:cx2="http://schemas.microsoft.com/office/drawing/2015/10/21/chartex" xmlns:cx3="http://schemas.microsoft.com/office/drawing/2016/5/9/chartex" xmlns:cx4="http://schemas.microsoft.com/office/drawing/2016/5/10/chartex" xmlns:cx5="http://schemas.microsoft.com/office/drawing/2016/5/11/chartex" xmlns:cx6="http://schemas.microsoft.com/office/drawing/2016/5/12/chartex" xmlns:cx7="http://schemas.microsoft.com/office/drawing/2016/5/13/chartex" xmlns:cx8="http://schemas.microsoft.com/office/drawing/2016/5/14/chartex" xmlns:mc="http://schemas.openxmlformats.org/markup-compatibility/2006" xmlns:aink="http://schemas.microsoft.com/office/drawing/2016/ink" xmlns:am3d="http://schemas.microsoft.com/office/drawing/2017/model3d" xmlns:o="urn:schemas-microsoft-com:office:office" xmlns:r="http://schemas.openxmlformats.org/officeDocument/2006/relationships" xmlns:m="http://schemas.openxmlformats.org/officeDocument/2006/math" xmlns:v="urn:schemas-microsoft-com:vml" xmlns:wp14="http://schemas.microsoft.com/office/word/2010/wordprocessingDrawing" xmlns:wp="http://schemas.openxmlformats.org/drawingml/2006/wordprocessingDrawing" xmlns:w10="urn:schemas-microsoft-com:office:word" xmlns:w="http://schemas.openxmlformats.org/wordprocessingml/2006/main" xmlns:w14="http://schemas.microsoft.com/office/word/2010/wordml" xmlns:w15="http://schemas.microsoft.com/office/word/2012/wordml" xmlns:w16cid="http://schemas.microsoft.com/office/word/2016/wordml/cid" xmlns:w16se="http://schemas.microsoft.com/office/word/2015/wordml/symex" xmlns:wpg="http://schemas.microsoft.com/office/word/2010/wordprocessingGroup" xmlns:wpi="http://schemas.microsoft.com/office/word/2010/wordprocessingInk" xmlns:wne="http://schemas.microsoft.com/office/word/2006/wordml" xmlns:wps="http://schemas.microsoft.com/office/word/2010/wordprocessingShape" mc:Ignorable="w14 w15 w16se w16cid wp14">
+<w:endnotes xmlns:wpc="http://schemas.microsoft.com/office/word/2010/wordprocessingCanvas" xmlns:mc="http://schemas.openxmlformats.org/markup-compatibility/2006" xmlns:o="urn:schemas-microsoft-com:office:office" xmlns:r="http://schemas.openxmlformats.org/officeDocument/2006/relationships" xmlns:m="http://schemas.openxmlformats.org/officeDocument/2006/math" xmlns:v="urn:schemas-microsoft-com:vml" xmlns:wp14="http://schemas.microsoft.com/office/word/2010/wordprocessingDrawing" xmlns:wp="http://schemas.openxmlformats.org/drawingml/2006/wordprocessingDrawing" xmlns:w10="urn:schemas-microsoft-com:office:word" xmlns:w="http://schemas.openxmlformats.org/wordprocessingml/2006/main" xmlns:w14="http://schemas.microsoft.com/office/word/2010/wordml" xmlns:w15="http://schemas.microsoft.com/office/word/2012/wordml" xmlns:wpg="http://schemas.microsoft.com/office/word/2010/wordprocessingGroup" xmlns:wpi="http://schemas.microsoft.com/office/word/2010/wordprocessingInk" xmlns:wne="http://schemas.microsoft.com/office/word/2006/wordml" xmlns:wps="http://schemas.microsoft.com/office/word/2010/wordprocessingShape" mc:Ignorable="w14 w15 wp14">
   <w:endnote w:type="separator" w:id="-1">
     <w:p>
       <w:r>
@@ -14669,7 +14556,7 @@
 </file>
 
 <file path=word/footer1.xml><?xml version="1.0" encoding="utf-8"?>
-<w:ftr xmlns:wpc="http://schemas.microsoft.com/office/word/2010/wordprocessingCanvas" xmlns:cx="http://schemas.microsoft.com/office/drawing/2014/chartex" xmlns:cx1="http://schemas.microsoft.com/office/drawing/2015/9/8/chartex" xmlns:cx2="http://schemas.microsoft.com/office/drawing/2015/10/21/chartex" xmlns:cx3="http://schemas.microsoft.com/office/drawing/2016/5/9/chartex" xmlns:cx4="http://schemas.microsoft.com/office/drawing/2016/5/10/chartex" xmlns:cx5="http://schemas.microsoft.com/office/drawing/2016/5/11/chartex" xmlns:cx6="http://schemas.microsoft.com/office/drawing/2016/5/12/chartex" xmlns:cx7="http://schemas.microsoft.com/office/drawing/2016/5/13/chartex" xmlns:cx8="http://schemas.microsoft.com/office/drawing/2016/5/14/chartex" xmlns:mc="http://schemas.openxmlformats.org/markup-compatibility/2006" xmlns:aink="http://schemas.microsoft.com/office/drawing/2016/ink" xmlns:am3d="http://schemas.microsoft.com/office/drawing/2017/model3d" xmlns:o="urn:schemas-microsoft-com:office:office" xmlns:r="http://schemas.openxmlformats.org/officeDocument/2006/relationships" xmlns:m="http://schemas.openxmlformats.org/officeDocument/2006/math" xmlns:v="urn:schemas-microsoft-com:vml" xmlns:wp14="http://schemas.microsoft.com/office/word/2010/wordprocessingDrawing" xmlns:wp="http://schemas.openxmlformats.org/drawingml/2006/wordprocessingDrawing" xmlns:w10="urn:schemas-microsoft-com:office:word" xmlns:w="http://schemas.openxmlformats.org/wordprocessingml/2006/main" xmlns:w14="http://schemas.microsoft.com/office/word/2010/wordml" xmlns:w15="http://schemas.microsoft.com/office/word/2012/wordml" xmlns:w16cid="http://schemas.microsoft.com/office/word/2016/wordml/cid" xmlns:w16se="http://schemas.microsoft.com/office/word/2015/wordml/symex" xmlns:wpg="http://schemas.microsoft.com/office/word/2010/wordprocessingGroup" xmlns:wpi="http://schemas.microsoft.com/office/word/2010/wordprocessingInk" xmlns:wne="http://schemas.microsoft.com/office/word/2006/wordml" xmlns:wps="http://schemas.microsoft.com/office/word/2010/wordprocessingShape" mc:Ignorable="w14 w15 w16se w16cid wp14">
+<w:ftr xmlns:wpc="http://schemas.microsoft.com/office/word/2010/wordprocessingCanvas" xmlns:mc="http://schemas.openxmlformats.org/markup-compatibility/2006" xmlns:o="urn:schemas-microsoft-com:office:office" xmlns:r="http://schemas.openxmlformats.org/officeDocument/2006/relationships" xmlns:m="http://schemas.openxmlformats.org/officeDocument/2006/math" xmlns:v="urn:schemas-microsoft-com:vml" xmlns:wp14="http://schemas.microsoft.com/office/word/2010/wordprocessingDrawing" xmlns:wp="http://schemas.openxmlformats.org/drawingml/2006/wordprocessingDrawing" xmlns:w10="urn:schemas-microsoft-com:office:word" xmlns:w="http://schemas.openxmlformats.org/wordprocessingml/2006/main" xmlns:w14="http://schemas.microsoft.com/office/word/2010/wordml" xmlns:w15="http://schemas.microsoft.com/office/word/2012/wordml" xmlns:wpg="http://schemas.microsoft.com/office/word/2010/wordprocessingGroup" xmlns:wpi="http://schemas.microsoft.com/office/word/2010/wordprocessingInk" xmlns:wne="http://schemas.microsoft.com/office/word/2006/wordml" xmlns:wps="http://schemas.microsoft.com/office/word/2010/wordprocessingShape" mc:Ignorable="w14 w15 wp14">
   <w:p>
     <w:pPr>
       <w:pStyle w:val="a9"/>
@@ -14680,6 +14567,7 @@
     <w:r>
       <w:rPr>
         <w:noProof/>
+        <w:lang w:val="uk-UA" w:eastAsia="uk-UA"/>
       </w:rPr>
       <mc:AlternateContent>
         <mc:Choice Requires="wps">
@@ -15109,7 +14997,7 @@
 </file>
 
 <file path=word/footnotes.xml><?xml version="1.0" encoding="utf-8"?>
-<w:footnotes xmlns:wpc="http://schemas.microsoft.com/office/word/2010/wordprocessingCanvas" xmlns:cx="http://schemas.microsoft.com/office/drawing/2014/chartex" xmlns:cx1="http://schemas.microsoft.com/office/drawing/2015/9/8/chartex" xmlns:cx2="http://schemas.microsoft.com/office/drawing/2015/10/21/chartex" xmlns:cx3="http://schemas.microsoft.com/office/drawing/2016/5/9/chartex" xmlns:cx4="http://schemas.microsoft.com/office/drawing/2016/5/10/chartex" xmlns:cx5="http://schemas.microsoft.com/office/drawing/2016/5/11/chartex" xmlns:cx6="http://schemas.microsoft.com/office/drawing/2016/5/12/chartex" xmlns:cx7="http://schemas.microsoft.com/office/drawing/2016/5/13/chartex" xmlns:cx8="http://schemas.microsoft.com/office/drawing/2016/5/14/chartex" xmlns:mc="http://schemas.openxmlformats.org/markup-compatibility/2006" xmlns:aink="http://schemas.microsoft.com/office/drawing/2016/ink" xmlns:am3d="http://schemas.microsoft.com/office/drawing/2017/model3d" xmlns:o="urn:schemas-microsoft-com:office:office" xmlns:r="http://schemas.openxmlformats.org/officeDocument/2006/relationships" xmlns:m="http://schemas.openxmlformats.org/officeDocument/2006/math" xmlns:v="urn:schemas-microsoft-com:vml" xmlns:wp14="http://schemas.microsoft.com/office/word/2010/wordprocessingDrawing" xmlns:wp="http://schemas.openxmlformats.org/drawingml/2006/wordprocessingDrawing" xmlns:w10="urn:schemas-microsoft-com:office:word" xmlns:w="http://schemas.openxmlformats.org/wordprocessingml/2006/main" xmlns:w14="http://schemas.microsoft.com/office/word/2010/wordml" xmlns:w15="http://schemas.microsoft.com/office/word/2012/wordml" xmlns:w16cid="http://schemas.microsoft.com/office/word/2016/wordml/cid" xmlns:w16se="http://schemas.microsoft.com/office/word/2015/wordml/symex" xmlns:wpg="http://schemas.microsoft.com/office/word/2010/wordprocessingGroup" xmlns:wpi="http://schemas.microsoft.com/office/word/2010/wordprocessingInk" xmlns:wne="http://schemas.microsoft.com/office/word/2006/wordml" xmlns:wps="http://schemas.microsoft.com/office/word/2010/wordprocessingShape" mc:Ignorable="w14 w15 w16se w16cid wp14">
+<w:footnotes xmlns:wpc="http://schemas.microsoft.com/office/word/2010/wordprocessingCanvas" xmlns:mc="http://schemas.openxmlformats.org/markup-compatibility/2006" xmlns:o="urn:schemas-microsoft-com:office:office" xmlns:r="http://schemas.openxmlformats.org/officeDocument/2006/relationships" xmlns:m="http://schemas.openxmlformats.org/officeDocument/2006/math" xmlns:v="urn:schemas-microsoft-com:vml" xmlns:wp14="http://schemas.microsoft.com/office/word/2010/wordprocessingDrawing" xmlns:wp="http://schemas.openxmlformats.org/drawingml/2006/wordprocessingDrawing" xmlns:w10="urn:schemas-microsoft-com:office:word" xmlns:w="http://schemas.openxmlformats.org/wordprocessingml/2006/main" xmlns:w14="http://schemas.microsoft.com/office/word/2010/wordml" xmlns:w15="http://schemas.microsoft.com/office/word/2012/wordml" xmlns:wpg="http://schemas.microsoft.com/office/word/2010/wordprocessingGroup" xmlns:wpi="http://schemas.microsoft.com/office/word/2010/wordprocessingInk" xmlns:wne="http://schemas.microsoft.com/office/word/2006/wordml" xmlns:wps="http://schemas.microsoft.com/office/word/2010/wordprocessingShape" mc:Ignorable="w14 w15 wp14">
   <w:footnote w:type="separator" w:id="-1">
     <w:p>
       <w:r>
@@ -15128,7 +15016,7 @@
 </file>
 
 <file path=word/header1.xml><?xml version="1.0" encoding="utf-8"?>
-<w:hdr xmlns:wpc="http://schemas.microsoft.com/office/word/2010/wordprocessingCanvas" xmlns:cx="http://schemas.microsoft.com/office/drawing/2014/chartex" xmlns:cx1="http://schemas.microsoft.com/office/drawing/2015/9/8/chartex" xmlns:cx2="http://schemas.microsoft.com/office/drawing/2015/10/21/chartex" xmlns:cx3="http://schemas.microsoft.com/office/drawing/2016/5/9/chartex" xmlns:cx4="http://schemas.microsoft.com/office/drawing/2016/5/10/chartex" xmlns:cx5="http://schemas.microsoft.com/office/drawing/2016/5/11/chartex" xmlns:cx6="http://schemas.microsoft.com/office/drawing/2016/5/12/chartex" xmlns:cx7="http://schemas.microsoft.com/office/drawing/2016/5/13/chartex" xmlns:cx8="http://schemas.microsoft.com/office/drawing/2016/5/14/chartex" xmlns:mc="http://schemas.openxmlformats.org/markup-compatibility/2006" xmlns:aink="http://schemas.microsoft.com/office/drawing/2016/ink" xmlns:am3d="http://schemas.microsoft.com/office/drawing/2017/model3d" xmlns:o="urn:schemas-microsoft-com:office:office" xmlns:r="http://schemas.openxmlformats.org/officeDocument/2006/relationships" xmlns:m="http://schemas.openxmlformats.org/officeDocument/2006/math" xmlns:v="urn:schemas-microsoft-com:vml" xmlns:wp14="http://schemas.microsoft.com/office/word/2010/wordprocessingDrawing" xmlns:wp="http://schemas.openxmlformats.org/drawingml/2006/wordprocessingDrawing" xmlns:w10="urn:schemas-microsoft-com:office:word" xmlns:w="http://schemas.openxmlformats.org/wordprocessingml/2006/main" xmlns:w14="http://schemas.microsoft.com/office/word/2010/wordml" xmlns:w15="http://schemas.microsoft.com/office/word/2012/wordml" xmlns:w16cid="http://schemas.microsoft.com/office/word/2016/wordml/cid" xmlns:w16se="http://schemas.microsoft.com/office/word/2015/wordml/symex" xmlns:wpg="http://schemas.microsoft.com/office/word/2010/wordprocessingGroup" xmlns:wpi="http://schemas.microsoft.com/office/word/2010/wordprocessingInk" xmlns:wne="http://schemas.microsoft.com/office/word/2006/wordml" xmlns:wps="http://schemas.microsoft.com/office/word/2010/wordprocessingShape" mc:Ignorable="w14 w15 w16se w16cid wp14">
+<w:hdr xmlns:wpc="http://schemas.microsoft.com/office/word/2010/wordprocessingCanvas" xmlns:mc="http://schemas.openxmlformats.org/markup-compatibility/2006" xmlns:o="urn:schemas-microsoft-com:office:office" xmlns:r="http://schemas.openxmlformats.org/officeDocument/2006/relationships" xmlns:m="http://schemas.openxmlformats.org/officeDocument/2006/math" xmlns:v="urn:schemas-microsoft-com:vml" xmlns:wp14="http://schemas.microsoft.com/office/word/2010/wordprocessingDrawing" xmlns:wp="http://schemas.openxmlformats.org/drawingml/2006/wordprocessingDrawing" xmlns:w10="urn:schemas-microsoft-com:office:word" xmlns:w="http://schemas.openxmlformats.org/wordprocessingml/2006/main" xmlns:w14="http://schemas.microsoft.com/office/word/2010/wordml" xmlns:w15="http://schemas.microsoft.com/office/word/2012/wordml" xmlns:wpg="http://schemas.microsoft.com/office/word/2010/wordprocessingGroup" xmlns:wpi="http://schemas.microsoft.com/office/word/2010/wordprocessingInk" xmlns:wne="http://schemas.microsoft.com/office/word/2006/wordml" xmlns:wps="http://schemas.microsoft.com/office/word/2010/wordprocessingShape" mc:Ignorable="w14 w15 wp14">
   <w:p>
     <w:pPr>
       <w:pStyle w:val="a8"/>
@@ -15191,8 +15079,8 @@
 </file>
 
 <file path=word/numbering.xml><?xml version="1.0" encoding="utf-8"?>
-<w:numbering xmlns:wpc="http://schemas.microsoft.com/office/word/2010/wordprocessingCanvas" xmlns:cx="http://schemas.microsoft.com/office/drawing/2014/chartex" xmlns:cx1="http://schemas.microsoft.com/office/drawing/2015/9/8/chartex" xmlns:cx2="http://schemas.microsoft.com/office/drawing/2015/10/21/chartex" xmlns:cx3="http://schemas.microsoft.com/office/drawing/2016/5/9/chartex" xmlns:cx4="http://schemas.microsoft.com/office/drawing/2016/5/10/chartex" xmlns:cx5="http://schemas.microsoft.com/office/drawing/2016/5/11/chartex" xmlns:cx6="http://schemas.microsoft.com/office/drawing/2016/5/12/chartex" xmlns:cx7="http://schemas.microsoft.com/office/drawing/2016/5/13/chartex" xmlns:cx8="http://schemas.microsoft.com/office/drawing/2016/5/14/chartex" xmlns:mc="http://schemas.openxmlformats.org/markup-compatibility/2006" xmlns:aink="http://schemas.microsoft.com/office/drawing/2016/ink" xmlns:am3d="http://schemas.microsoft.com/office/drawing/2017/model3d" xmlns:o="urn:schemas-microsoft-com:office:office" xmlns:r="http://schemas.openxmlformats.org/officeDocument/2006/relationships" xmlns:m="http://schemas.openxmlformats.org/officeDocument/2006/math" xmlns:v="urn:schemas-microsoft-com:vml" xmlns:wp14="http://schemas.microsoft.com/office/word/2010/wordprocessingDrawing" xmlns:wp="http://schemas.openxmlformats.org/drawingml/2006/wordprocessingDrawing" xmlns:w10="urn:schemas-microsoft-com:office:word" xmlns:w="http://schemas.openxmlformats.org/wordprocessingml/2006/main" xmlns:w14="http://schemas.microsoft.com/office/word/2010/wordml" xmlns:w15="http://schemas.microsoft.com/office/word/2012/wordml" xmlns:w16cid="http://schemas.microsoft.com/office/word/2016/wordml/cid" xmlns:w16se="http://schemas.microsoft.com/office/word/2015/wordml/symex" xmlns:wpg="http://schemas.microsoft.com/office/word/2010/wordprocessingGroup" xmlns:wpi="http://schemas.microsoft.com/office/word/2010/wordprocessingInk" xmlns:wne="http://schemas.microsoft.com/office/word/2006/wordml" xmlns:wps="http://schemas.microsoft.com/office/word/2010/wordprocessingShape" mc:Ignorable="w14 w15 w16se w16cid wp14">
-  <w:abstractNum w:abstractNumId="0" w15:restartNumberingAfterBreak="0">
+<w:numbering xmlns:wpc="http://schemas.microsoft.com/office/word/2010/wordprocessingCanvas" xmlns:mc="http://schemas.openxmlformats.org/markup-compatibility/2006" xmlns:o="urn:schemas-microsoft-com:office:office" xmlns:r="http://schemas.openxmlformats.org/officeDocument/2006/relationships" xmlns:m="http://schemas.openxmlformats.org/officeDocument/2006/math" xmlns:v="urn:schemas-microsoft-com:vml" xmlns:wp14="http://schemas.microsoft.com/office/word/2010/wordprocessingDrawing" xmlns:wp="http://schemas.openxmlformats.org/drawingml/2006/wordprocessingDrawing" xmlns:w10="urn:schemas-microsoft-com:office:word" xmlns:w="http://schemas.openxmlformats.org/wordprocessingml/2006/main" xmlns:w14="http://schemas.microsoft.com/office/word/2010/wordml" xmlns:w15="http://schemas.microsoft.com/office/word/2012/wordml" xmlns:wpg="http://schemas.microsoft.com/office/word/2010/wordprocessingGroup" xmlns:wpi="http://schemas.microsoft.com/office/word/2010/wordprocessingInk" xmlns:wne="http://schemas.microsoft.com/office/word/2006/wordml" xmlns:wps="http://schemas.microsoft.com/office/word/2010/wordprocessingShape" mc:Ignorable="w14 w15 wp14">
+  <w:abstractNum w:abstractNumId="0">
     <w:nsid w:val="00000001"/>
     <w:multiLevelType w:val="multilevel"/>
     <w:tmpl w:val="00000001"/>
@@ -15316,7 +15204,7 @@
       </w:pPr>
     </w:lvl>
   </w:abstractNum>
-  <w:abstractNum w:abstractNumId="1" w15:restartNumberingAfterBreak="0">
+  <w:abstractNum w:abstractNumId="1">
     <w:nsid w:val="00000002"/>
     <w:multiLevelType w:val="singleLevel"/>
     <w:tmpl w:val="00000002"/>
@@ -15334,7 +15222,7 @@
       </w:pPr>
     </w:lvl>
   </w:abstractNum>
-  <w:abstractNum w:abstractNumId="2" w15:restartNumberingAfterBreak="0">
+  <w:abstractNum w:abstractNumId="2">
     <w:nsid w:val="22D32C23"/>
     <w:multiLevelType w:val="singleLevel"/>
     <w:tmpl w:val="D27802CE"/>
@@ -15367,7 +15255,7 @@
 </file>
 
 <file path=word/styles.xml><?xml version="1.0" encoding="utf-8"?>
-<w:styles xmlns:mc="http://schemas.openxmlformats.org/markup-compatibility/2006" xmlns:r="http://schemas.openxmlformats.org/officeDocument/2006/relationships" xmlns:w="http://schemas.openxmlformats.org/wordprocessingml/2006/main" xmlns:w14="http://schemas.microsoft.com/office/word/2010/wordml" xmlns:w15="http://schemas.microsoft.com/office/word/2012/wordml" xmlns:w16cid="http://schemas.microsoft.com/office/word/2016/wordml/cid" xmlns:w16se="http://schemas.microsoft.com/office/word/2015/wordml/symex" mc:Ignorable="w14 w15 w16se w16cid">
+<w:styles xmlns:mc="http://schemas.openxmlformats.org/markup-compatibility/2006" xmlns:r="http://schemas.openxmlformats.org/officeDocument/2006/relationships" xmlns:w="http://schemas.openxmlformats.org/wordprocessingml/2006/main" xmlns:w14="http://schemas.microsoft.com/office/word/2010/wordml" xmlns:w15="http://schemas.microsoft.com/office/word/2012/wordml" mc:Ignorable="w14 w15">
   <w:docDefaults>
     <w:rPrDefault>
       <w:rPr>
@@ -15377,7 +15265,7 @@
     </w:rPrDefault>
     <w:pPrDefault/>
   </w:docDefaults>
-  <w:latentStyles w:defLockedState="0" w:defUIPriority="99" w:defSemiHidden="0" w:defUnhideWhenUsed="0" w:defQFormat="0" w:count="375">
+  <w:latentStyles w:defLockedState="0" w:defUIPriority="99" w:defSemiHidden="0" w:defUnhideWhenUsed="0" w:defQFormat="0" w:count="371">
     <w:lsdException w:name="Normal" w:uiPriority="0" w:qFormat="1"/>
     <w:lsdException w:name="heading 1" w:uiPriority="9" w:qFormat="1"/>
     <w:lsdException w:name="heading 2" w:uiPriority="9" w:qFormat="1"/>
@@ -15749,10 +15637,6 @@
     <w:lsdException w:name="List Table 5 Dark Accent 6" w:uiPriority="50"/>
     <w:lsdException w:name="List Table 6 Colorful Accent 6" w:uiPriority="51"/>
     <w:lsdException w:name="List Table 7 Colorful Accent 6" w:uiPriority="52"/>
-    <w:lsdException w:name="Mention" w:semiHidden="1" w:unhideWhenUsed="1"/>
-    <w:lsdException w:name="Smart Hyperlink" w:semiHidden="1" w:unhideWhenUsed="1"/>
-    <w:lsdException w:name="Hashtag" w:semiHidden="1" w:unhideWhenUsed="1"/>
-    <w:lsdException w:name="Unresolved Mention" w:semiHidden="1" w:unhideWhenUsed="1"/>
   </w:latentStyles>
   <w:style w:type="paragraph" w:default="1" w:styleId="a">
     <w:name w:val="Normal"/>
@@ -16126,6 +16010,7 @@
       <w:autoSpaceDN w:val="0"/>
     </w:pPr>
     <w:tblPr>
+      <w:tblInd w:w="0" w:type="dxa"/>
       <w:tblBorders>
         <w:top w:val="single" w:sz="4" w:space="0" w:color="auto"/>
         <w:left w:val="single" w:sz="4" w:space="0" w:color="auto"/>
@@ -16134,13 +16019,19 @@
         <w:insideH w:val="single" w:sz="4" w:space="0" w:color="auto"/>
         <w:insideV w:val="single" w:sz="4" w:space="0" w:color="auto"/>
       </w:tblBorders>
+      <w:tblCellMar>
+        <w:top w:w="0" w:type="dxa"/>
+        <w:left w:w="108" w:type="dxa"/>
+        <w:bottom w:w="0" w:type="dxa"/>
+        <w:right w:w="108" w:type="dxa"/>
+      </w:tblCellMar>
     </w:tblPr>
   </w:style>
 </w:styles>
 </file>
 
 <file path=word/glossary/document.xml><?xml version="1.0" encoding="utf-8"?>
-<w:glossaryDocument xmlns:wpc="http://schemas.microsoft.com/office/word/2010/wordprocessingCanvas" xmlns:cx="http://schemas.microsoft.com/office/drawing/2014/chartex" xmlns:cx1="http://schemas.microsoft.com/office/drawing/2015/9/8/chartex" xmlns:cx2="http://schemas.microsoft.com/office/drawing/2015/10/21/chartex" xmlns:cx3="http://schemas.microsoft.com/office/drawing/2016/5/9/chartex" xmlns:cx4="http://schemas.microsoft.com/office/drawing/2016/5/10/chartex" xmlns:cx5="http://schemas.microsoft.com/office/drawing/2016/5/11/chartex" xmlns:cx6="http://schemas.microsoft.com/office/drawing/2016/5/12/chartex" xmlns:cx7="http://schemas.microsoft.com/office/drawing/2016/5/13/chartex" xmlns:cx8="http://schemas.microsoft.com/office/drawing/2016/5/14/chartex" xmlns:mc="http://schemas.openxmlformats.org/markup-compatibility/2006" xmlns:aink="http://schemas.microsoft.com/office/drawing/2016/ink" xmlns:am3d="http://schemas.microsoft.com/office/drawing/2017/model3d" xmlns:o="urn:schemas-microsoft-com:office:office" xmlns:r="http://schemas.openxmlformats.org/officeDocument/2006/relationships" xmlns:m="http://schemas.openxmlformats.org/officeDocument/2006/math" xmlns:v="urn:schemas-microsoft-com:vml" xmlns:wp14="http://schemas.microsoft.com/office/word/2010/wordprocessingDrawing" xmlns:wp="http://schemas.openxmlformats.org/drawingml/2006/wordprocessingDrawing" xmlns:w10="urn:schemas-microsoft-com:office:word" xmlns:w="http://schemas.openxmlformats.org/wordprocessingml/2006/main" xmlns:w14="http://schemas.microsoft.com/office/word/2010/wordml" xmlns:w15="http://schemas.microsoft.com/office/word/2012/wordml" xmlns:w16cid="http://schemas.microsoft.com/office/word/2016/wordml/cid" xmlns:w16se="http://schemas.microsoft.com/office/word/2015/wordml/symex" xmlns:wpg="http://schemas.microsoft.com/office/word/2010/wordprocessingGroup" xmlns:wpi="http://schemas.microsoft.com/office/word/2010/wordprocessingInk" xmlns:wne="http://schemas.microsoft.com/office/word/2006/wordml" xmlns:wps="http://schemas.microsoft.com/office/word/2010/wordprocessingShape" mc:Ignorable="w14 w15 w16se w16cid wp14">
+<w:glossaryDocument xmlns:wpc="http://schemas.microsoft.com/office/word/2010/wordprocessingCanvas" xmlns:mc="http://schemas.openxmlformats.org/markup-compatibility/2006" xmlns:o="urn:schemas-microsoft-com:office:office" xmlns:r="http://schemas.openxmlformats.org/officeDocument/2006/relationships" xmlns:m="http://schemas.openxmlformats.org/officeDocument/2006/math" xmlns:v="urn:schemas-microsoft-com:vml" xmlns:wp14="http://schemas.microsoft.com/office/word/2010/wordprocessingDrawing" xmlns:wp="http://schemas.openxmlformats.org/drawingml/2006/wordprocessingDrawing" xmlns:w10="urn:schemas-microsoft-com:office:word" xmlns:w="http://schemas.openxmlformats.org/wordprocessingml/2006/main" xmlns:w14="http://schemas.microsoft.com/office/word/2010/wordml" xmlns:w15="http://schemas.microsoft.com/office/word/2012/wordml" xmlns:wpg="http://schemas.microsoft.com/office/word/2010/wordprocessingGroup" xmlns:wpi="http://schemas.microsoft.com/office/word/2010/wordprocessingInk" xmlns:wne="http://schemas.microsoft.com/office/word/2006/wordml" xmlns:wps="http://schemas.microsoft.com/office/word/2010/wordprocessingShape" mc:Ignorable="w14 w15 wp14">
   <w:docParts>
     <w:docPart>
       <w:docPartPr>
@@ -16943,7 +16834,7 @@
 </file>
 
 <file path=word/glossary/fontTable.xml><?xml version="1.0" encoding="utf-8"?>
-<w:fonts xmlns:mc="http://schemas.openxmlformats.org/markup-compatibility/2006" xmlns:r="http://schemas.openxmlformats.org/officeDocument/2006/relationships" xmlns:w="http://schemas.openxmlformats.org/wordprocessingml/2006/main" xmlns:w14="http://schemas.microsoft.com/office/word/2010/wordml" xmlns:w15="http://schemas.microsoft.com/office/word/2012/wordml" xmlns:w16cid="http://schemas.microsoft.com/office/word/2016/wordml/cid" xmlns:w16se="http://schemas.microsoft.com/office/word/2015/wordml/symex" mc:Ignorable="w14 w15 w16se w16cid">
+<w:fonts xmlns:mc="http://schemas.openxmlformats.org/markup-compatibility/2006" xmlns:r="http://schemas.openxmlformats.org/officeDocument/2006/relationships" xmlns:w="http://schemas.openxmlformats.org/wordprocessingml/2006/main" xmlns:w14="http://schemas.microsoft.com/office/word/2010/wordml" xmlns:w15="http://schemas.microsoft.com/office/word/2012/wordml" mc:Ignorable="w14 w15">
   <w:font w:name="Times New Roman">
     <w:panose1 w:val="02020603050405020304"/>
     <w:charset w:val="CC"/>
@@ -16955,16 +16846,17 @@
     <w:altName w:val="ＭＳ 明朝"/>
     <w:panose1 w:val="02020609040205080304"/>
     <w:charset w:val="80"/>
-    <w:family w:val="modern"/>
+    <w:family w:val="roman"/>
+    <w:notTrueType/>
     <w:pitch w:val="fixed"/>
-    <w:sig w:usb0="E00002FF" w:usb1="6AC7FDFB" w:usb2="08000012" w:usb3="00000000" w:csb0="0002009F" w:csb1="00000000"/>
+    <w:sig w:usb0="00000001" w:usb1="08070000" w:usb2="00000010" w:usb3="00000000" w:csb0="00020000" w:csb1="00000000"/>
   </w:font>
   <w:font w:name="Arial">
     <w:panose1 w:val="020B0604020202020204"/>
     <w:charset w:val="CC"/>
     <w:family w:val="swiss"/>
     <w:pitch w:val="variable"/>
-    <w:sig w:usb0="E0002EFF" w:usb1="C000785B" w:usb2="00000009" w:usb3="00000000" w:csb0="000001FF" w:csb1="00000000"/>
+    <w:sig w:usb0="E0002EFF" w:usb1="C0007843" w:usb2="00000009" w:usb3="00000000" w:csb0="000001FF" w:csb1="00000000"/>
   </w:font>
   <w:font w:name="Lucida Sans Unicode">
     <w:panose1 w:val="020B0602030504020204"/>
@@ -16975,10 +16867,11 @@
   </w:font>
   <w:font w:name="Mangal">
     <w:panose1 w:val="00000400000000000000"/>
-    <w:charset w:val="00"/>
+    <w:charset w:val="01"/>
     <w:family w:val="roman"/>
+    <w:notTrueType/>
     <w:pitch w:val="variable"/>
-    <w:sig w:usb0="00008003" w:usb1="00000000" w:usb2="00000000" w:usb3="00000000" w:csb0="00000001" w:csb1="00000000"/>
+    <w:sig w:usb0="00002000" w:usb1="00000000" w:usb2="00000000" w:usb3="00000000" w:csb0="00000000" w:csb1="00000000"/>
   </w:font>
   <w:font w:name="Tahoma">
     <w:panose1 w:val="020B0604030504040204"/>
@@ -16999,14 +16892,14 @@
     <w:charset w:val="CC"/>
     <w:family w:val="swiss"/>
     <w:pitch w:val="variable"/>
-    <w:sig w:usb0="E0002EFF" w:usb1="C000247B" w:usb2="00000009" w:usb3="00000000" w:csb0="000001FF" w:csb1="00000000"/>
+    <w:sig w:usb0="E0002AFF" w:usb1="C000247B" w:usb2="00000009" w:usb3="00000000" w:csb0="000001FF" w:csb1="00000000"/>
   </w:font>
   <w:font w:name="Verdana">
     <w:panose1 w:val="020B0604030504040204"/>
     <w:charset w:val="CC"/>
     <w:family w:val="swiss"/>
     <w:pitch w:val="variable"/>
-    <w:sig w:usb0="A00006FF" w:usb1="4000205B" w:usb2="00000010" w:usb3="00000000" w:csb0="0000019F" w:csb1="00000000"/>
+    <w:sig w:usb0="A10006FF" w:usb1="4000205B" w:usb2="00000010" w:usb3="00000000" w:csb0="0000019F" w:csb1="00000000"/>
   </w:font>
   <w:font w:name="Arial Narrow">
     <w:panose1 w:val="020B0606020202030204"/>
@@ -17020,7 +16913,7 @@
     <w:charset w:val="CC"/>
     <w:family w:val="roman"/>
     <w:pitch w:val="variable"/>
-    <w:sig w:usb0="E00006FF" w:usb1="420024FF" w:usb2="02000000" w:usb3="00000000" w:csb0="0000019F" w:csb1="00000000"/>
+    <w:sig w:usb0="E00002FF" w:usb1="400004FF" w:usb2="00000000" w:usb3="00000000" w:csb0="0000019F" w:csb1="00000000"/>
   </w:font>
   <w:font w:name="Calibri Light">
     <w:panose1 w:val="020F0302020204030204"/>
@@ -17033,9 +16926,10 @@
 </file>
 
 <file path=word/glossary/settings.xml><?xml version="1.0" encoding="utf-8"?>
-<w:settings xmlns:mc="http://schemas.openxmlformats.org/markup-compatibility/2006" xmlns:o="urn:schemas-microsoft-com:office:office" xmlns:r="http://schemas.openxmlformats.org/officeDocument/2006/relationships" xmlns:m="http://schemas.openxmlformats.org/officeDocument/2006/math" xmlns:v="urn:schemas-microsoft-com:vml" xmlns:w10="urn:schemas-microsoft-com:office:word" xmlns:w="http://schemas.openxmlformats.org/wordprocessingml/2006/main" xmlns:w14="http://schemas.microsoft.com/office/word/2010/wordml" xmlns:w15="http://schemas.microsoft.com/office/word/2012/wordml" xmlns:w16cid="http://schemas.microsoft.com/office/word/2016/wordml/cid" xmlns:w16se="http://schemas.microsoft.com/office/word/2015/wordml/symex" xmlns:sl="http://schemas.openxmlformats.org/schemaLibrary/2006/main" mc:Ignorable="w14 w15 w16se w16cid">
+<w:settings xmlns:mc="http://schemas.openxmlformats.org/markup-compatibility/2006" xmlns:o="urn:schemas-microsoft-com:office:office" xmlns:r="http://schemas.openxmlformats.org/officeDocument/2006/relationships" xmlns:m="http://schemas.openxmlformats.org/officeDocument/2006/math" xmlns:v="urn:schemas-microsoft-com:vml" xmlns:w10="urn:schemas-microsoft-com:office:word" xmlns:w="http://schemas.openxmlformats.org/wordprocessingml/2006/main" xmlns:w14="http://schemas.microsoft.com/office/word/2010/wordml" xmlns:w15="http://schemas.microsoft.com/office/word/2012/wordml" xmlns:sl="http://schemas.openxmlformats.org/schemaLibrary/2006/main" mc:Ignorable="w14 w15">
   <w:view w:val="normal"/>
   <w:defaultTabStop w:val="720"/>
+  <w:hyphenationZone w:val="425"/>
   <w:characterSpacingControl w:val="doNotCompress"/>
   <w:compat>
     <w:useFELayout/>
@@ -17044,7 +16938,6 @@
     <w:compatSetting w:name="enableOpenTypeFeatures" w:uri="http://schemas.microsoft.com/office/word" w:val="1"/>
     <w:compatSetting w:name="doNotFlipMirrorIndents" w:uri="http://schemas.microsoft.com/office/word" w:val="1"/>
     <w:compatSetting w:name="differentiateMultirowTableHeaders" w:uri="http://schemas.microsoft.com/office/word" w:val="1"/>
-    <w:compatSetting w:name="useWord2013TrackBottomHyphenation" w:uri="http://schemas.microsoft.com/office/word" w:val="0"/>
   </w:compat>
   <w:rsids>
     <w:rsidRoot w:val="0061291F"/>
@@ -17052,8 +16945,10 @@
     <w:rsid w:val="0061291F"/>
     <w:rsid w:val="00632537"/>
     <w:rsid w:val="007B2F92"/>
+    <w:rsid w:val="008D0EEF"/>
     <w:rsid w:val="009344C2"/>
     <w:rsid w:val="00C83B75"/>
+    <w:rsid w:val="00F979BE"/>
   </w:rsids>
   <m:mathPr>
     <m:mathFont m:val="Cambria Math"/>
@@ -17068,7 +16963,7 @@
     <m:intLim m:val="subSup"/>
     <m:naryLim m:val="undOvr"/>
   </m:mathPr>
-  <w:themeFontLang w:val="ru-UA"/>
+  <w:themeFontLang/>
   <w:clrSchemeMapping w:bg1="light1" w:t1="dark1" w:bg2="light2" w:t2="dark2" w:accent1="accent1" w:accent2="accent2" w:accent3="accent3" w:accent4="accent4" w:accent5="accent5" w:accent6="accent6" w:hyperlink="hyperlink" w:followedHyperlink="followedHyperlink"/>
   <w:decimalSymbol w:val=","/>
   <w:listSeparator w:val=";"/>
@@ -17077,14 +16972,14 @@
 </file>
 
 <file path=word/glossary/styles.xml><?xml version="1.0" encoding="utf-8"?>
-<w:styles xmlns:mc="http://schemas.openxmlformats.org/markup-compatibility/2006" xmlns:r="http://schemas.openxmlformats.org/officeDocument/2006/relationships" xmlns:w="http://schemas.openxmlformats.org/wordprocessingml/2006/main" xmlns:w14="http://schemas.microsoft.com/office/word/2010/wordml" xmlns:w15="http://schemas.microsoft.com/office/word/2012/wordml" xmlns:w16cid="http://schemas.microsoft.com/office/word/2016/wordml/cid" xmlns:w16se="http://schemas.microsoft.com/office/word/2015/wordml/symex" mc:Ignorable="w14 w15 w16se w16cid">
+<w:styles xmlns:mc="http://schemas.openxmlformats.org/markup-compatibility/2006" xmlns:r="http://schemas.openxmlformats.org/officeDocument/2006/relationships" xmlns:w="http://schemas.openxmlformats.org/wordprocessingml/2006/main" xmlns:w14="http://schemas.microsoft.com/office/word/2010/wordml" xmlns:w15="http://schemas.microsoft.com/office/word/2012/wordml" mc:Ignorable="w14 w15">
   <w:docDefaults>
     <w:rPrDefault>
       <w:rPr>
         <w:rFonts w:asciiTheme="minorHAnsi" w:eastAsiaTheme="minorEastAsia" w:hAnsiTheme="minorHAnsi" w:cstheme="minorBidi"/>
         <w:sz w:val="22"/>
         <w:szCs w:val="22"/>
-        <w:lang w:val="ru-UA" w:eastAsia="ru-UA" w:bidi="ar-SA"/>
+        <w:lang w:val="aa-ET" w:eastAsia="aa-ET" w:bidi="ar-SA"/>
       </w:rPr>
     </w:rPrDefault>
     <w:pPrDefault>
@@ -17093,7 +16988,7 @@
       </w:pPr>
     </w:pPrDefault>
   </w:docDefaults>
-  <w:latentStyles w:defLockedState="0" w:defUIPriority="99" w:defSemiHidden="0" w:defUnhideWhenUsed="0" w:defQFormat="0" w:count="375">
+  <w:latentStyles w:defLockedState="0" w:defUIPriority="99" w:defSemiHidden="0" w:defUnhideWhenUsed="0" w:defQFormat="0" w:count="371">
     <w:lsdException w:name="Normal" w:uiPriority="0" w:qFormat="1"/>
     <w:lsdException w:name="heading 1" w:uiPriority="9" w:qFormat="1"/>
     <w:lsdException w:name="heading 2" w:semiHidden="1" w:uiPriority="9" w:unhideWhenUsed="1" w:qFormat="1"/>
@@ -17465,10 +17360,6 @@
     <w:lsdException w:name="List Table 5 Dark Accent 6" w:uiPriority="50"/>
     <w:lsdException w:name="List Table 6 Colorful Accent 6" w:uiPriority="51"/>
     <w:lsdException w:name="List Table 7 Colorful Accent 6" w:uiPriority="52"/>
-    <w:lsdException w:name="Mention" w:semiHidden="1" w:unhideWhenUsed="1"/>
-    <w:lsdException w:name="Smart Hyperlink" w:semiHidden="1" w:unhideWhenUsed="1"/>
-    <w:lsdException w:name="Hashtag" w:semiHidden="1" w:unhideWhenUsed="1"/>
-    <w:lsdException w:name="Unresolved Mention" w:semiHidden="1" w:unhideWhenUsed="1"/>
   </w:latentStyles>
   <w:style w:type="paragraph" w:default="1" w:styleId="a">
     <w:name w:val="Normal"/>
@@ -17639,7 +17530,7 @@
 </file>
 
 <file path=word/glossary/webSettings.xml><?xml version="1.0" encoding="utf-8"?>
-<w:webSettings xmlns:mc="http://schemas.openxmlformats.org/markup-compatibility/2006" xmlns:r="http://schemas.openxmlformats.org/officeDocument/2006/relationships" xmlns:w="http://schemas.openxmlformats.org/wordprocessingml/2006/main" xmlns:w14="http://schemas.microsoft.com/office/word/2010/wordml" xmlns:w15="http://schemas.microsoft.com/office/word/2012/wordml" xmlns:w16cid="http://schemas.microsoft.com/office/word/2016/wordml/cid" xmlns:w16se="http://schemas.microsoft.com/office/word/2015/wordml/symex" mc:Ignorable="w14 w15 w16se w16cid">
+<w:webSettings xmlns:mc="http://schemas.openxmlformats.org/markup-compatibility/2006" xmlns:r="http://schemas.openxmlformats.org/officeDocument/2006/relationships" xmlns:w="http://schemas.openxmlformats.org/wordprocessingml/2006/main" xmlns:w14="http://schemas.microsoft.com/office/word/2010/wordml" xmlns:w15="http://schemas.microsoft.com/office/word/2012/wordml" mc:Ignorable="w14 w15">
   <w:optimizeForBrowser/>
   <w:allowPNG/>
 </w:webSettings>
@@ -17933,7 +17824,7 @@
 </file>
 
 <file path=customXml/itemProps1.xml><?xml version="1.0" encoding="utf-8"?>
-<ds:datastoreItem xmlns:ds="http://schemas.openxmlformats.org/officeDocument/2006/customXml" ds:itemID="{EF6CFE4D-5C0C-4F72-9B37-6B365DD6F7C1}">
+<ds:datastoreItem xmlns:ds="http://schemas.openxmlformats.org/officeDocument/2006/customXml" ds:itemID="{ECC2B384-E3B4-48C4-895B-303157AAAED6}">
   <ds:schemaRefs>
     <ds:schemaRef ds:uri="http://schemas.openxmlformats.org/officeDocument/2006/bibliography"/>
   </ds:schemaRefs>
